--- a/zht/docx/01.content.docx
+++ b/zht/docx/01.content.docx
@@ -27832,19 +27832,7 @@
         <w:rPr>
           <w:lang w:val="zh_TW" w:bidi="zh_TW"/>
         </w:rPr>
-        <w:t>）。根據希伯來經文中的年代表，這個家族大約在公元前1876年搬到埃及，而出埃及事件大約發生在公元前1446年（儘管許多學者將出埃及事件的日期定為更晚，大約在公元前1270年；見</w:t>
-      </w:r>
-      <w:r>
-        <w:rPr>
-          <w:lang w:val="zh_TW" w:bidi="zh_TW"/>
-        </w:rPr>
-        <w:t>出埃及記簡介</w:t>
-      </w:r>
-      <w:r>
-        <w:rPr>
-          <w:lang w:val="zh_TW" w:bidi="zh_TW"/>
-        </w:rPr>
-        <w:t>，「出埃及的日期」）。</w:t>
+        <w:t>）。根據希伯來經文中的年代表，這個家族大約在公元前1876年搬到埃及，而出埃及事件大約發生在公元前1446年（儘管許多學者將出埃及事件的日期定為更晚，大約在公元前1270年；見出埃及記簡介，「出埃及的日期」）。</w:t>
       </w:r>
       <w:r>
         <w:rPr>
@@ -39059,19 +39047,7 @@
         <w:rPr>
           <w:lang w:val="zh_TW" w:bidi="zh_TW"/>
         </w:rPr>
-        <w:t>），然後才追溯以撒的後裔，這與創世記的文學安排一致（見</w:t>
-      </w:r>
-      <w:r>
-        <w:rPr>
-          <w:lang w:val="zh_TW" w:bidi="zh_TW"/>
-        </w:rPr>
-        <w:t>創世記書卷介紹</w:t>
-      </w:r>
-      <w:r>
-        <w:rPr>
-          <w:lang w:val="zh_TW" w:bidi="zh_TW"/>
-        </w:rPr>
-        <w:t>，「摘要」）。</w:t>
+        <w:t>），然後才追溯以撒的後裔，這與創世記的文學安排一致（見創世記書卷介紹，「摘要」）。</w:t>
       </w:r>
       <w:r>
         <w:rPr>
@@ -51413,19 +51389,7 @@
         <w:rPr>
           <w:lang w:val="zh_TW" w:bidi="zh_TW"/>
         </w:rPr>
-        <w:t>到今日還在：這句話似乎是在征服那地之後，生活在那裡的人後來所作的編輯附註，指出了墓地的位置（見</w:t>
-      </w:r>
-      <w:r>
-        <w:rPr>
-          <w:lang w:val="zh_TW" w:bidi="zh_TW"/>
-        </w:rPr>
-        <w:t>創世記書卷簡介</w:t>
-      </w:r>
-      <w:r>
-        <w:rPr>
-          <w:lang w:val="zh_TW" w:bidi="zh_TW"/>
-        </w:rPr>
-        <w:t>，「成書」）。</w:t>
+        <w:t>到今日還在：這句話似乎是在征服那地之後，生活在那裡的人後來所作的編輯附註，指出了墓地的位置（見創世記書卷簡介，「成書」）。</w:t>
       </w:r>
       <w:r>
         <w:rPr>
@@ -63230,19 +63194,7 @@
         <w:rPr>
           <w:lang w:val="zh_TW" w:bidi="zh_TW"/>
         </w:rPr>
-        <w:t>右手通常是用來按長子的頭作為祝福，而雅各故意將這個地位給了小兒子。這一做法連續延續了四代：以撒在以實馬利之上、雅各在以掃之上、約瑟在呂便之上、以法蓮在瑪拿西之上。多年後，以法蓮成為北國的主要支派，優於瑪拿西支派。整個北國以色列有時被稱為以法蓮（見研讀註釋的</w:t>
-      </w:r>
-      <w:r>
-        <w:rPr>
-          <w:lang w:val="zh_TW" w:bidi="zh_TW"/>
-        </w:rPr>
-        <w:t>代下28:12</w:t>
-      </w:r>
-      <w:r>
-        <w:rPr>
-          <w:lang w:val="zh_TW" w:bidi="zh_TW"/>
-        </w:rPr>
-        <w:t>；</w:t>
+        <w:t>右手通常是用來按長子的頭作為祝福，而雅各故意將這個地位給了小兒子。這一做法連續延續了四代：以撒在以實馬利之上、雅各在以掃之上、約瑟在呂便之上、以法蓮在瑪拿西之上。多年後，以法蓮成為北國的主要支派，優於瑪拿西支派。整個北國以色列有時被稱為以法蓮（見研讀註釋的代下28:12；</w:t>
       </w:r>
       <w:r>
         <w:rPr>
